--- a/public/tours/international/europe/itineraries/8 Days Sound of Swiss.docx
+++ b/public/tours/international/europe/itineraries/8 Days Sound of Swiss.docx
@@ -1,6 +1,6 @@
 
 <file path=word/document.xml><?xml version="1.0" encoding="utf-8"?>
-<w:document xmlns:wpc="http://schemas.microsoft.com/office/word/2010/wordprocessingCanvas" xmlns:cx="http://schemas.microsoft.com/office/drawing/2014/chartex" xmlns:cx1="http://schemas.microsoft.com/office/drawing/2015/9/8/chartex" xmlns:cx2="http://schemas.microsoft.com/office/drawing/2015/10/21/chartex" xmlns:cx3="http://schemas.microsoft.com/office/drawing/2016/5/9/chartex" xmlns:cx4="http://schemas.microsoft.com/office/drawing/2016/5/10/chartex" xmlns:cx5="http://schemas.microsoft.com/office/drawing/2016/5/11/chartex" xmlns:cx6="http://schemas.microsoft.com/office/drawing/2016/5/12/chartex" xmlns:cx7="http://schemas.microsoft.com/office/drawing/2016/5/13/chartex" xmlns:cx8="http://schemas.microsoft.com/office/drawing/2016/5/14/chartex" xmlns:mc="http://schemas.openxmlformats.org/markup-compatibility/2006" xmlns:aink="http://schemas.microsoft.com/office/drawing/2016/ink" xmlns:am3d="http://schemas.microsoft.com/office/drawing/2017/model3d" xmlns:o="urn:schemas-microsoft-com:office:office" xmlns:oel="http://schemas.microsoft.com/office/2019/extlst" xmlns:r="http://schemas.openxmlformats.org/officeDocument/2006/relationships" xmlns:m="http://schemas.openxmlformats.org/officeDocument/2006/math" xmlns:v="urn:schemas-microsoft-com:vml" xmlns:wp14="http://schemas.microsoft.com/office/word/2010/wordprocessingDrawing" xmlns:wp="http://schemas.openxmlformats.org/drawingml/2006/wordprocessingDrawing" xmlns:w10="urn:schemas-microsoft-com:office:word" xmlns:w="http://schemas.openxmlformats.org/wordprocessingml/2006/main" xmlns:w14="http://schemas.microsoft.com/office/word/2010/wordml" xmlns:w15="http://schemas.microsoft.com/office/word/2012/wordml" xmlns:w16cex="http://schemas.microsoft.com/office/word/2018/wordml/cex" xmlns:w16cid="http://schemas.microsoft.com/office/word/2016/wordml/cid" xmlns:w16="http://schemas.microsoft.com/office/word/2018/wordml" xmlns:w16du="http://schemas.microsoft.com/office/word/2023/wordml/word16du" xmlns:w16sdtdh="http://schemas.microsoft.com/office/word/2020/wordml/sdtdatahash" xmlns:w16sdtfl="http://schemas.microsoft.com/office/word/2024/wordml/sdtformatlock" xmlns:w16se="http://schemas.microsoft.com/office/word/2015/wordml/symex" xmlns:wpg="http://schemas.microsoft.com/office/word/2010/wordprocessingGroup" xmlns:wpi="http://schemas.microsoft.com/office/word/2010/wordprocessingInk" xmlns:wne="http://schemas.microsoft.com/office/word/2006/wordml" xmlns:wps="http://schemas.microsoft.com/office/word/2010/wordprocessingShape" mc:Ignorable="w14 w15 w16se w16cid w16 w16cex w16sdtdh w16sdtfl w16du wp14">
+<w:document xmlns:wpc="http://schemas.microsoft.com/office/word/2010/wordprocessingCanvas" xmlns:cx="http://schemas.microsoft.com/office/drawing/2014/chartex" xmlns:cx1="http://schemas.microsoft.com/office/drawing/2015/9/8/chartex" xmlns:cx2="http://schemas.microsoft.com/office/drawing/2015/10/21/chartex" xmlns:cx3="http://schemas.microsoft.com/office/drawing/2016/5/9/chartex" xmlns:cx4="http://schemas.microsoft.com/office/drawing/2016/5/10/chartex" xmlns:cx5="http://schemas.microsoft.com/office/drawing/2016/5/11/chartex" xmlns:cx6="http://schemas.microsoft.com/office/drawing/2016/5/12/chartex" xmlns:cx7="http://schemas.microsoft.com/office/drawing/2016/5/13/chartex" xmlns:cx8="http://schemas.microsoft.com/office/drawing/2016/5/14/chartex" xmlns:mc="http://schemas.openxmlformats.org/markup-compatibility/2006" xmlns:aink="http://schemas.microsoft.com/office/drawing/2016/ink" xmlns:am3d="http://schemas.microsoft.com/office/drawing/2017/model3d" xmlns:o="urn:schemas-microsoft-com:office:office" xmlns:r="http://schemas.openxmlformats.org/officeDocument/2006/relationships" xmlns:m="http://schemas.openxmlformats.org/officeDocument/2006/math" xmlns:v="urn:schemas-microsoft-com:vml" xmlns:wp14="http://schemas.microsoft.com/office/word/2010/wordprocessingDrawing" xmlns:wp="http://schemas.openxmlformats.org/drawingml/2006/wordprocessingDrawing" xmlns:w10="urn:schemas-microsoft-com:office:word" xmlns:w="http://schemas.openxmlformats.org/wordprocessingml/2006/main" xmlns:w14="http://schemas.microsoft.com/office/word/2010/wordml" xmlns:w15="http://schemas.microsoft.com/office/word/2012/wordml" xmlns:w16cid="http://schemas.microsoft.com/office/word/2016/wordml/cid" xmlns:w16se="http://schemas.microsoft.com/office/word/2015/wordml/symex" xmlns:wpg="http://schemas.microsoft.com/office/word/2010/wordprocessingGroup" xmlns:wpi="http://schemas.microsoft.com/office/word/2010/wordprocessingInk" xmlns:wne="http://schemas.microsoft.com/office/word/2006/wordml" xmlns:wps="http://schemas.microsoft.com/office/word/2010/wordprocessingShape" mc:Ignorable="w14 w15 w16se w16cid wp14">
   <w:body>
     <w:p>
       <w:pPr>
@@ -181,6 +181,7 @@
           <w:lang w:val="en-IN"/>
         </w:rPr>
       </w:pPr>
+      <w:bookmarkStart w:id="0" w:name="_GoBack"/>
       <w:r>
         <w:rPr>
           <w:lang w:val="en-IN"/>
@@ -189,7 +190,6 @@
       </w:r>
       <w:r>
         <w:rPr>
-          <w:b/>
           <w:bCs/>
           <w:lang w:val="en-IN"/>
         </w:rPr>
@@ -210,7 +210,6 @@
       </w:r>
       <w:r>
         <w:rPr>
-          <w:b/>
           <w:bCs/>
           <w:lang w:val="en-IN"/>
         </w:rPr>
@@ -231,7 +230,6 @@
       </w:r>
       <w:r>
         <w:rPr>
-          <w:b/>
           <w:bCs/>
           <w:lang w:val="en-IN"/>
         </w:rPr>
@@ -252,7 +250,6 @@
       </w:r>
       <w:r>
         <w:rPr>
-          <w:b/>
           <w:bCs/>
           <w:lang w:val="en-IN"/>
         </w:rPr>
@@ -265,6 +262,7 @@
         <w:t xml:space="preserve"> La Maison / Radisson or similar – 01 night</w:t>
       </w:r>
     </w:p>
+    <w:bookmarkEnd w:id="0"/>
     <w:p>
       <w:pPr>
         <w:rPr>
@@ -532,7 +530,7 @@
           <w:lang w:val="en-IN"/>
         </w:rPr>
         <w:pict w14:anchorId="008C250F">
-          <v:rect id="_x0000_i1030" style="width:0;height:1.5pt" o:hralign="center" o:hrstd="t" o:hr="t" fillcolor="#a0a0a0" stroked="f"/>
+          <v:rect id="_x0000_i1029" style="width:0;height:1.5pt" o:hralign="center" o:hrstd="t" o:hr="t" fillcolor="#a0a0a0" stroked="f"/>
         </w:pict>
       </w:r>
     </w:p>
@@ -566,7 +564,7 @@
         <w:tblLook w:val="04A0" w:firstRow="1" w:lastRow="0" w:firstColumn="1" w:lastColumn="0" w:noHBand="0" w:noVBand="1"/>
       </w:tblPr>
       <w:tblGrid>
-        <w:gridCol w:w="3382"/>
+        <w:gridCol w:w="3210"/>
       </w:tblGrid>
       <w:tr>
         <w:trPr>
@@ -732,7 +730,6 @@
               <w:rPr>
                 <w:lang w:val="en-IN"/>
               </w:rPr>
-              <w:lastRenderedPageBreak/>
               <w:t>Miscellaneous &amp; Handling</w:t>
             </w:r>
           </w:p>
@@ -756,7 +753,79 @@
         <w:rPr>
           <w:lang w:val="en-IN"/>
         </w:rPr>
+        <w:lastRenderedPageBreak/>
         <w:pict w14:anchorId="409B92CB">
+          <v:rect id="_x0000_i1030" style="width:0;height:1.5pt" o:hralign="center" o:hrstd="t" o:hr="t" fillcolor="#a0a0a0" stroked="f"/>
+        </w:pict>
+      </w:r>
+      <w:r>
+        <w:rPr>
+          <w:b/>
+          <w:bCs/>
+          <w:lang w:val="en-IN"/>
+        </w:rPr>
+        <w:t>Inclusion</w:t>
+      </w:r>
+    </w:p>
+    <w:p>
+      <w:pPr>
+        <w:rPr>
+          <w:lang w:val="en-IN"/>
+        </w:rPr>
+      </w:pPr>
+      <w:r>
+        <w:rPr>
+          <w:lang w:val="en-IN"/>
+        </w:rPr>
+        <w:t>• Accommodation in 4-star hotels as per itinerary</w:t>
+      </w:r>
+      <w:r>
+        <w:rPr>
+          <w:lang w:val="en-IN"/>
+        </w:rPr>
+        <w:br/>
+        <w:t>• Daily Continental Breakfast, 06 Indian lunches, 07 Indian dinners</w:t>
+      </w:r>
+      <w:r>
+        <w:rPr>
+          <w:lang w:val="en-IN"/>
+        </w:rPr>
+        <w:br/>
+        <w:t>• Sightseeing, entrance fees, and excursions as per itinerary</w:t>
+      </w:r>
+      <w:r>
+        <w:rPr>
+          <w:lang w:val="en-IN"/>
+        </w:rPr>
+        <w:br/>
+        <w:t>• Scenic cruises and cable car rides (Lake Lucerne, Mt. Titlis, GoldenPass Line)</w:t>
+      </w:r>
+      <w:r>
+        <w:rPr>
+          <w:lang w:val="en-IN"/>
+        </w:rPr>
+        <w:br/>
+        <w:t>• Coach transfers and driver tips</w:t>
+      </w:r>
+      <w:r>
+        <w:rPr>
+          <w:lang w:val="en-IN"/>
+        </w:rPr>
+        <w:br/>
+        <w:t>• Services of a professional Tour Manager</w:t>
+      </w:r>
+    </w:p>
+    <w:p>
+      <w:pPr>
+        <w:rPr>
+          <w:lang w:val="en-IN"/>
+        </w:rPr>
+      </w:pPr>
+      <w:r>
+        <w:rPr>
+          <w:lang w:val="en-IN"/>
+        </w:rPr>
+        <w:pict w14:anchorId="2B5B5AAD">
           <v:rect id="_x0000_i1031" style="width:0;height:1.5pt" o:hralign="center" o:hrstd="t" o:hr="t" fillcolor="#a0a0a0" stroked="f"/>
         </w:pict>
       </w:r>
@@ -766,7 +835,7 @@
           <w:bCs/>
           <w:lang w:val="en-IN"/>
         </w:rPr>
-        <w:t>Inclusion</w:t>
+        <w:t>Exclusion</w:t>
       </w:r>
     </w:p>
     <w:p>
@@ -779,42 +848,28 @@
         <w:rPr>
           <w:lang w:val="en-IN"/>
         </w:rPr>
-        <w:t>• Accommodation in 4-star hotels as per itinerary</w:t>
+        <w:t>• Airfare, Visa, Passport, POE charges, Travel Insurance</w:t>
       </w:r>
       <w:r>
         <w:rPr>
           <w:lang w:val="en-IN"/>
         </w:rPr>
         <w:br/>
-        <w:t>• Daily Continental Breakfast, 06 Indian lunches, 07 Indian dinners</w:t>
+        <w:t>• Personal expenses such as porterage, laundry, alcohol, extra meals, mini bar, and telephone calls</w:t>
       </w:r>
       <w:r>
         <w:rPr>
           <w:lang w:val="en-IN"/>
         </w:rPr>
         <w:br/>
-        <w:t>• Sightseeing, entrance fees, and excursions as per itinerary</w:t>
+        <w:t>• GST, TCS, and any other applicable taxes</w:t>
       </w:r>
       <w:r>
         <w:rPr>
           <w:lang w:val="en-IN"/>
         </w:rPr>
         <w:br/>
-        <w:t>• Scenic cruises and cable car rides (Lake Lucerne, Mt. Titlis, GoldenPass Line)</w:t>
-      </w:r>
-      <w:r>
-        <w:rPr>
-          <w:lang w:val="en-IN"/>
-        </w:rPr>
-        <w:br/>
-        <w:t>• Coach transfers and driver tips</w:t>
-      </w:r>
-      <w:r>
-        <w:rPr>
-          <w:lang w:val="en-IN"/>
-        </w:rPr>
-        <w:br/>
-        <w:t>• Services of a professional Tour Manager</w:t>
+        <w:t>• Anything not specified in the itinerary</w:t>
       </w:r>
     </w:p>
     <w:p>
@@ -827,65 +882,8 @@
         <w:rPr>
           <w:lang w:val="en-IN"/>
         </w:rPr>
-        <w:pict w14:anchorId="2B5B5AAD">
+        <w:pict w14:anchorId="1B96B005">
           <v:rect id="_x0000_i1032" style="width:0;height:1.5pt" o:hralign="center" o:hrstd="t" o:hr="t" fillcolor="#a0a0a0" stroked="f"/>
-        </w:pict>
-      </w:r>
-      <w:r>
-        <w:rPr>
-          <w:b/>
-          <w:bCs/>
-          <w:lang w:val="en-IN"/>
-        </w:rPr>
-        <w:t>Exclusion</w:t>
-      </w:r>
-    </w:p>
-    <w:p>
-      <w:pPr>
-        <w:rPr>
-          <w:lang w:val="en-IN"/>
-        </w:rPr>
-      </w:pPr>
-      <w:r>
-        <w:rPr>
-          <w:lang w:val="en-IN"/>
-        </w:rPr>
-        <w:t>• Airfare, Visa, Passport, POE charges, Travel Insurance</w:t>
-      </w:r>
-      <w:r>
-        <w:rPr>
-          <w:lang w:val="en-IN"/>
-        </w:rPr>
-        <w:br/>
-        <w:t>• Personal expenses such as porterage, laundry, alcohol, extra meals, mini bar, and telephone calls</w:t>
-      </w:r>
-      <w:r>
-        <w:rPr>
-          <w:lang w:val="en-IN"/>
-        </w:rPr>
-        <w:br/>
-        <w:t>• GST, TCS, and any other applicable taxes</w:t>
-      </w:r>
-      <w:r>
-        <w:rPr>
-          <w:lang w:val="en-IN"/>
-        </w:rPr>
-        <w:br/>
-        <w:t>• Anything not specified in the itinerary</w:t>
-      </w:r>
-    </w:p>
-    <w:p>
-      <w:pPr>
-        <w:rPr>
-          <w:lang w:val="en-IN"/>
-        </w:rPr>
-      </w:pPr>
-      <w:r>
-        <w:rPr>
-          <w:lang w:val="en-IN"/>
-        </w:rPr>
-        <w:pict w14:anchorId="1B96B005">
-          <v:rect id="_x0000_i1033" style="width:0;height:1.5pt" o:hralign="center" o:hrstd="t" o:hr="t" fillcolor="#a0a0a0" stroked="f"/>
         </w:pict>
       </w:r>
       <w:r>
@@ -941,7 +939,7 @@
 </file>
 
 <file path=word/endnotes.xml><?xml version="1.0" encoding="utf-8"?>
-<w:endnotes xmlns:wpc="http://schemas.microsoft.com/office/word/2010/wordprocessingCanvas" xmlns:cx="http://schemas.microsoft.com/office/drawing/2014/chartex" xmlns:cx1="http://schemas.microsoft.com/office/drawing/2015/9/8/chartex" xmlns:cx2="http://schemas.microsoft.com/office/drawing/2015/10/21/chartex" xmlns:cx3="http://schemas.microsoft.com/office/drawing/2016/5/9/chartex" xmlns:cx4="http://schemas.microsoft.com/office/drawing/2016/5/10/chartex" xmlns:cx5="http://schemas.microsoft.com/office/drawing/2016/5/11/chartex" xmlns:cx6="http://schemas.microsoft.com/office/drawing/2016/5/12/chartex" xmlns:cx7="http://schemas.microsoft.com/office/drawing/2016/5/13/chartex" xmlns:cx8="http://schemas.microsoft.com/office/drawing/2016/5/14/chartex" xmlns:mc="http://schemas.openxmlformats.org/markup-compatibility/2006" xmlns:aink="http://schemas.microsoft.com/office/drawing/2016/ink" xmlns:am3d="http://schemas.microsoft.com/office/drawing/2017/model3d" xmlns:o="urn:schemas-microsoft-com:office:office" xmlns:oel="http://schemas.microsoft.com/office/2019/extlst" xmlns:r="http://schemas.openxmlformats.org/officeDocument/2006/relationships" xmlns:m="http://schemas.openxmlformats.org/officeDocument/2006/math" xmlns:v="urn:schemas-microsoft-com:vml" xmlns:wp14="http://schemas.microsoft.com/office/word/2010/wordprocessingDrawing" xmlns:wp="http://schemas.openxmlformats.org/drawingml/2006/wordprocessingDrawing" xmlns:w10="urn:schemas-microsoft-com:office:word" xmlns:w="http://schemas.openxmlformats.org/wordprocessingml/2006/main" xmlns:w14="http://schemas.microsoft.com/office/word/2010/wordml" xmlns:w15="http://schemas.microsoft.com/office/word/2012/wordml" xmlns:w16cex="http://schemas.microsoft.com/office/word/2018/wordml/cex" xmlns:w16cid="http://schemas.microsoft.com/office/word/2016/wordml/cid" xmlns:w16="http://schemas.microsoft.com/office/word/2018/wordml" xmlns:w16du="http://schemas.microsoft.com/office/word/2023/wordml/word16du" xmlns:w16sdtdh="http://schemas.microsoft.com/office/word/2020/wordml/sdtdatahash" xmlns:w16sdtfl="http://schemas.microsoft.com/office/word/2024/wordml/sdtformatlock" xmlns:w16se="http://schemas.microsoft.com/office/word/2015/wordml/symex" xmlns:wpg="http://schemas.microsoft.com/office/word/2010/wordprocessingGroup" xmlns:wpi="http://schemas.microsoft.com/office/word/2010/wordprocessingInk" xmlns:wne="http://schemas.microsoft.com/office/word/2006/wordml" xmlns:wps="http://schemas.microsoft.com/office/word/2010/wordprocessingShape" mc:Ignorable="w14 w15 w16se w16cid w16 w16cex w16sdtdh w16sdtfl w16du wp14">
+<w:endnotes xmlns:wpc="http://schemas.microsoft.com/office/word/2010/wordprocessingCanvas" xmlns:cx="http://schemas.microsoft.com/office/drawing/2014/chartex" xmlns:cx1="http://schemas.microsoft.com/office/drawing/2015/9/8/chartex" xmlns:cx2="http://schemas.microsoft.com/office/drawing/2015/10/21/chartex" xmlns:cx3="http://schemas.microsoft.com/office/drawing/2016/5/9/chartex" xmlns:cx4="http://schemas.microsoft.com/office/drawing/2016/5/10/chartex" xmlns:cx5="http://schemas.microsoft.com/office/drawing/2016/5/11/chartex" xmlns:cx6="http://schemas.microsoft.com/office/drawing/2016/5/12/chartex" xmlns:cx7="http://schemas.microsoft.com/office/drawing/2016/5/13/chartex" xmlns:cx8="http://schemas.microsoft.com/office/drawing/2016/5/14/chartex" xmlns:mc="http://schemas.openxmlformats.org/markup-compatibility/2006" xmlns:aink="http://schemas.microsoft.com/office/drawing/2016/ink" xmlns:am3d="http://schemas.microsoft.com/office/drawing/2017/model3d" xmlns:o="urn:schemas-microsoft-com:office:office" xmlns:r="http://schemas.openxmlformats.org/officeDocument/2006/relationships" xmlns:m="http://schemas.openxmlformats.org/officeDocument/2006/math" xmlns:v="urn:schemas-microsoft-com:vml" xmlns:wp14="http://schemas.microsoft.com/office/word/2010/wordprocessingDrawing" xmlns:wp="http://schemas.openxmlformats.org/drawingml/2006/wordprocessingDrawing" xmlns:w10="urn:schemas-microsoft-com:office:word" xmlns:w="http://schemas.openxmlformats.org/wordprocessingml/2006/main" xmlns:w14="http://schemas.microsoft.com/office/word/2010/wordml" xmlns:w15="http://schemas.microsoft.com/office/word/2012/wordml" xmlns:w16cid="http://schemas.microsoft.com/office/word/2016/wordml/cid" xmlns:w16se="http://schemas.microsoft.com/office/word/2015/wordml/symex" xmlns:wpg="http://schemas.microsoft.com/office/word/2010/wordprocessingGroup" xmlns:wpi="http://schemas.microsoft.com/office/word/2010/wordprocessingInk" xmlns:wne="http://schemas.microsoft.com/office/word/2006/wordml" xmlns:wps="http://schemas.microsoft.com/office/word/2010/wordprocessingShape" mc:Ignorable="w14 w15 w16se w16cid wp14">
   <w:endnote w:type="separator" w:id="-1">
     <w:p>
       <w:pPr>
@@ -966,7 +964,7 @@
 </file>
 
 <file path=word/footer1.xml><?xml version="1.0" encoding="utf-8"?>
-<w:ftr xmlns:wpc="http://schemas.microsoft.com/office/word/2010/wordprocessingCanvas" xmlns:cx="http://schemas.microsoft.com/office/drawing/2014/chartex" xmlns:cx1="http://schemas.microsoft.com/office/drawing/2015/9/8/chartex" xmlns:cx2="http://schemas.microsoft.com/office/drawing/2015/10/21/chartex" xmlns:cx3="http://schemas.microsoft.com/office/drawing/2016/5/9/chartex" xmlns:cx4="http://schemas.microsoft.com/office/drawing/2016/5/10/chartex" xmlns:cx5="http://schemas.microsoft.com/office/drawing/2016/5/11/chartex" xmlns:cx6="http://schemas.microsoft.com/office/drawing/2016/5/12/chartex" xmlns:cx7="http://schemas.microsoft.com/office/drawing/2016/5/13/chartex" xmlns:cx8="http://schemas.microsoft.com/office/drawing/2016/5/14/chartex" xmlns:mc="http://schemas.openxmlformats.org/markup-compatibility/2006" xmlns:aink="http://schemas.microsoft.com/office/drawing/2016/ink" xmlns:am3d="http://schemas.microsoft.com/office/drawing/2017/model3d" xmlns:o="urn:schemas-microsoft-com:office:office" xmlns:oel="http://schemas.microsoft.com/office/2019/extlst" xmlns:r="http://schemas.openxmlformats.org/officeDocument/2006/relationships" xmlns:m="http://schemas.openxmlformats.org/officeDocument/2006/math" xmlns:v="urn:schemas-microsoft-com:vml" xmlns:wp14="http://schemas.microsoft.com/office/word/2010/wordprocessingDrawing" xmlns:wp="http://schemas.openxmlformats.org/drawingml/2006/wordprocessingDrawing" xmlns:w10="urn:schemas-microsoft-com:office:word" xmlns:w="http://schemas.openxmlformats.org/wordprocessingml/2006/main" xmlns:w14="http://schemas.microsoft.com/office/word/2010/wordml" xmlns:w15="http://schemas.microsoft.com/office/word/2012/wordml" xmlns:w16cex="http://schemas.microsoft.com/office/word/2018/wordml/cex" xmlns:w16cid="http://schemas.microsoft.com/office/word/2016/wordml/cid" xmlns:w16="http://schemas.microsoft.com/office/word/2018/wordml" xmlns:w16du="http://schemas.microsoft.com/office/word/2023/wordml/word16du" xmlns:w16sdtdh="http://schemas.microsoft.com/office/word/2020/wordml/sdtdatahash" xmlns:w16sdtfl="http://schemas.microsoft.com/office/word/2024/wordml/sdtformatlock" xmlns:w16se="http://schemas.microsoft.com/office/word/2015/wordml/symex" xmlns:wpg="http://schemas.microsoft.com/office/word/2010/wordprocessingGroup" xmlns:wpi="http://schemas.microsoft.com/office/word/2010/wordprocessingInk" xmlns:wne="http://schemas.microsoft.com/office/word/2006/wordml" xmlns:wps="http://schemas.microsoft.com/office/word/2010/wordprocessingShape" mc:Ignorable="w14 w15 w16se w16cid w16 w16cex w16sdtdh w16sdtfl w16du wp14">
+<w:ftr xmlns:wpc="http://schemas.microsoft.com/office/word/2010/wordprocessingCanvas" xmlns:cx="http://schemas.microsoft.com/office/drawing/2014/chartex" xmlns:cx1="http://schemas.microsoft.com/office/drawing/2015/9/8/chartex" xmlns:cx2="http://schemas.microsoft.com/office/drawing/2015/10/21/chartex" xmlns:cx3="http://schemas.microsoft.com/office/drawing/2016/5/9/chartex" xmlns:cx4="http://schemas.microsoft.com/office/drawing/2016/5/10/chartex" xmlns:cx5="http://schemas.microsoft.com/office/drawing/2016/5/11/chartex" xmlns:cx6="http://schemas.microsoft.com/office/drawing/2016/5/12/chartex" xmlns:cx7="http://schemas.microsoft.com/office/drawing/2016/5/13/chartex" xmlns:cx8="http://schemas.microsoft.com/office/drawing/2016/5/14/chartex" xmlns:mc="http://schemas.openxmlformats.org/markup-compatibility/2006" xmlns:aink="http://schemas.microsoft.com/office/drawing/2016/ink" xmlns:am3d="http://schemas.microsoft.com/office/drawing/2017/model3d" xmlns:o="urn:schemas-microsoft-com:office:office" xmlns:r="http://schemas.openxmlformats.org/officeDocument/2006/relationships" xmlns:m="http://schemas.openxmlformats.org/officeDocument/2006/math" xmlns:v="urn:schemas-microsoft-com:vml" xmlns:wp14="http://schemas.microsoft.com/office/word/2010/wordprocessingDrawing" xmlns:wp="http://schemas.openxmlformats.org/drawingml/2006/wordprocessingDrawing" xmlns:w10="urn:schemas-microsoft-com:office:word" xmlns:w="http://schemas.openxmlformats.org/wordprocessingml/2006/main" xmlns:w14="http://schemas.microsoft.com/office/word/2010/wordml" xmlns:w15="http://schemas.microsoft.com/office/word/2012/wordml" xmlns:w16cid="http://schemas.microsoft.com/office/word/2016/wordml/cid" xmlns:w16se="http://schemas.microsoft.com/office/word/2015/wordml/symex" xmlns:wpg="http://schemas.microsoft.com/office/word/2010/wordprocessingGroup" xmlns:wpi="http://schemas.microsoft.com/office/word/2010/wordprocessingInk" xmlns:wne="http://schemas.microsoft.com/office/word/2006/wordml" xmlns:wps="http://schemas.microsoft.com/office/word/2010/wordprocessingShape" mc:Ignorable="w14 w15 w16se w16cid wp14">
   <w:p>
     <w:pPr>
       <w:pStyle w:val="Footer"/>
@@ -976,7 +974,7 @@
 </file>
 
 <file path=word/footer2.xml><?xml version="1.0" encoding="utf-8"?>
-<w:ftr xmlns:wpc="http://schemas.microsoft.com/office/word/2010/wordprocessingCanvas" xmlns:cx="http://schemas.microsoft.com/office/drawing/2014/chartex" xmlns:cx1="http://schemas.microsoft.com/office/drawing/2015/9/8/chartex" xmlns:cx2="http://schemas.microsoft.com/office/drawing/2015/10/21/chartex" xmlns:cx3="http://schemas.microsoft.com/office/drawing/2016/5/9/chartex" xmlns:cx4="http://schemas.microsoft.com/office/drawing/2016/5/10/chartex" xmlns:cx5="http://schemas.microsoft.com/office/drawing/2016/5/11/chartex" xmlns:cx6="http://schemas.microsoft.com/office/drawing/2016/5/12/chartex" xmlns:cx7="http://schemas.microsoft.com/office/drawing/2016/5/13/chartex" xmlns:cx8="http://schemas.microsoft.com/office/drawing/2016/5/14/chartex" xmlns:mc="http://schemas.openxmlformats.org/markup-compatibility/2006" xmlns:aink="http://schemas.microsoft.com/office/drawing/2016/ink" xmlns:am3d="http://schemas.microsoft.com/office/drawing/2017/model3d" xmlns:o="urn:schemas-microsoft-com:office:office" xmlns:oel="http://schemas.microsoft.com/office/2019/extlst" xmlns:r="http://schemas.openxmlformats.org/officeDocument/2006/relationships" xmlns:m="http://schemas.openxmlformats.org/officeDocument/2006/math" xmlns:v="urn:schemas-microsoft-com:vml" xmlns:wp14="http://schemas.microsoft.com/office/word/2010/wordprocessingDrawing" xmlns:wp="http://schemas.openxmlformats.org/drawingml/2006/wordprocessingDrawing" xmlns:w10="urn:schemas-microsoft-com:office:word" xmlns:w="http://schemas.openxmlformats.org/wordprocessingml/2006/main" xmlns:w14="http://schemas.microsoft.com/office/word/2010/wordml" xmlns:w15="http://schemas.microsoft.com/office/word/2012/wordml" xmlns:w16cex="http://schemas.microsoft.com/office/word/2018/wordml/cex" xmlns:w16cid="http://schemas.microsoft.com/office/word/2016/wordml/cid" xmlns:w16="http://schemas.microsoft.com/office/word/2018/wordml" xmlns:w16du="http://schemas.microsoft.com/office/word/2023/wordml/word16du" xmlns:w16sdtdh="http://schemas.microsoft.com/office/word/2020/wordml/sdtdatahash" xmlns:w16sdtfl="http://schemas.microsoft.com/office/word/2024/wordml/sdtformatlock" xmlns:w16se="http://schemas.microsoft.com/office/word/2015/wordml/symex" xmlns:wpg="http://schemas.microsoft.com/office/word/2010/wordprocessingGroup" xmlns:wpi="http://schemas.microsoft.com/office/word/2010/wordprocessingInk" xmlns:wne="http://schemas.microsoft.com/office/word/2006/wordml" xmlns:wps="http://schemas.microsoft.com/office/word/2010/wordprocessingShape" mc:Ignorable="w14 w15 w16se w16cid w16 w16cex w16sdtdh w16sdtfl w16du wp14">
+<w:ftr xmlns:wpc="http://schemas.microsoft.com/office/word/2010/wordprocessingCanvas" xmlns:cx="http://schemas.microsoft.com/office/drawing/2014/chartex" xmlns:cx1="http://schemas.microsoft.com/office/drawing/2015/9/8/chartex" xmlns:cx2="http://schemas.microsoft.com/office/drawing/2015/10/21/chartex" xmlns:cx3="http://schemas.microsoft.com/office/drawing/2016/5/9/chartex" xmlns:cx4="http://schemas.microsoft.com/office/drawing/2016/5/10/chartex" xmlns:cx5="http://schemas.microsoft.com/office/drawing/2016/5/11/chartex" xmlns:cx6="http://schemas.microsoft.com/office/drawing/2016/5/12/chartex" xmlns:cx7="http://schemas.microsoft.com/office/drawing/2016/5/13/chartex" xmlns:cx8="http://schemas.microsoft.com/office/drawing/2016/5/14/chartex" xmlns:mc="http://schemas.openxmlformats.org/markup-compatibility/2006" xmlns:aink="http://schemas.microsoft.com/office/drawing/2016/ink" xmlns:am3d="http://schemas.microsoft.com/office/drawing/2017/model3d" xmlns:o="urn:schemas-microsoft-com:office:office" xmlns:r="http://schemas.openxmlformats.org/officeDocument/2006/relationships" xmlns:m="http://schemas.openxmlformats.org/officeDocument/2006/math" xmlns:v="urn:schemas-microsoft-com:vml" xmlns:wp14="http://schemas.microsoft.com/office/word/2010/wordprocessingDrawing" xmlns:wp="http://schemas.openxmlformats.org/drawingml/2006/wordprocessingDrawing" xmlns:w10="urn:schemas-microsoft-com:office:word" xmlns:w="http://schemas.openxmlformats.org/wordprocessingml/2006/main" xmlns:w14="http://schemas.microsoft.com/office/word/2010/wordml" xmlns:w15="http://schemas.microsoft.com/office/word/2012/wordml" xmlns:w16cid="http://schemas.microsoft.com/office/word/2016/wordml/cid" xmlns:w16se="http://schemas.microsoft.com/office/word/2015/wordml/symex" xmlns:wpg="http://schemas.microsoft.com/office/word/2010/wordprocessingGroup" xmlns:wpi="http://schemas.microsoft.com/office/word/2010/wordprocessingInk" xmlns:wne="http://schemas.microsoft.com/office/word/2006/wordml" xmlns:wps="http://schemas.microsoft.com/office/word/2010/wordprocessingShape" mc:Ignorable="w14 w15 w16se w16cid wp14">
   <w:p>
     <w:pPr>
       <w:pStyle w:val="Header"/>
@@ -1112,11 +1110,19 @@
       </w:rPr>
       <w:t xml:space="preserve"> </w:t>
     </w:r>
+    <w:proofErr w:type="spellStart"/>
     <w:r>
       <w:rPr>
         <w:rFonts w:ascii="Calibri"/>
       </w:rPr>
-      <w:t>Kilpauk,</w:t>
+      <w:t>Kilpauk</w:t>
+    </w:r>
+    <w:proofErr w:type="spellEnd"/>
+    <w:r>
+      <w:rPr>
+        <w:rFonts w:ascii="Calibri"/>
+      </w:rPr>
+      <w:t>,</w:t>
     </w:r>
     <w:r>
       <w:rPr>
@@ -1148,6 +1154,7 @@
         <w:rFonts w:ascii="Calibri"/>
       </w:rPr>
     </w:pPr>
+    <w:proofErr w:type="gramStart"/>
     <w:r>
       <w:rPr>
         <w:rFonts w:ascii="Calibri"/>
@@ -1167,6 +1174,7 @@
       </w:rPr>
       <w:t>:</w:t>
     </w:r>
+    <w:proofErr w:type="gramEnd"/>
     <w:r>
       <w:rPr>
         <w:rFonts w:ascii="Calibri"/>
@@ -1297,7 +1305,7 @@
 </file>
 
 <file path=word/footer3.xml><?xml version="1.0" encoding="utf-8"?>
-<w:ftr xmlns:wpc="http://schemas.microsoft.com/office/word/2010/wordprocessingCanvas" xmlns:cx="http://schemas.microsoft.com/office/drawing/2014/chartex" xmlns:cx1="http://schemas.microsoft.com/office/drawing/2015/9/8/chartex" xmlns:cx2="http://schemas.microsoft.com/office/drawing/2015/10/21/chartex" xmlns:cx3="http://schemas.microsoft.com/office/drawing/2016/5/9/chartex" xmlns:cx4="http://schemas.microsoft.com/office/drawing/2016/5/10/chartex" xmlns:cx5="http://schemas.microsoft.com/office/drawing/2016/5/11/chartex" xmlns:cx6="http://schemas.microsoft.com/office/drawing/2016/5/12/chartex" xmlns:cx7="http://schemas.microsoft.com/office/drawing/2016/5/13/chartex" xmlns:cx8="http://schemas.microsoft.com/office/drawing/2016/5/14/chartex" xmlns:mc="http://schemas.openxmlformats.org/markup-compatibility/2006" xmlns:aink="http://schemas.microsoft.com/office/drawing/2016/ink" xmlns:am3d="http://schemas.microsoft.com/office/drawing/2017/model3d" xmlns:o="urn:schemas-microsoft-com:office:office" xmlns:oel="http://schemas.microsoft.com/office/2019/extlst" xmlns:r="http://schemas.openxmlformats.org/officeDocument/2006/relationships" xmlns:m="http://schemas.openxmlformats.org/officeDocument/2006/math" xmlns:v="urn:schemas-microsoft-com:vml" xmlns:wp14="http://schemas.microsoft.com/office/word/2010/wordprocessingDrawing" xmlns:wp="http://schemas.openxmlformats.org/drawingml/2006/wordprocessingDrawing" xmlns:w10="urn:schemas-microsoft-com:office:word" xmlns:w="http://schemas.openxmlformats.org/wordprocessingml/2006/main" xmlns:w14="http://schemas.microsoft.com/office/word/2010/wordml" xmlns:w15="http://schemas.microsoft.com/office/word/2012/wordml" xmlns:w16cex="http://schemas.microsoft.com/office/word/2018/wordml/cex" xmlns:w16cid="http://schemas.microsoft.com/office/word/2016/wordml/cid" xmlns:w16="http://schemas.microsoft.com/office/word/2018/wordml" xmlns:w16du="http://schemas.microsoft.com/office/word/2023/wordml/word16du" xmlns:w16sdtdh="http://schemas.microsoft.com/office/word/2020/wordml/sdtdatahash" xmlns:w16sdtfl="http://schemas.microsoft.com/office/word/2024/wordml/sdtformatlock" xmlns:w16se="http://schemas.microsoft.com/office/word/2015/wordml/symex" xmlns:wpg="http://schemas.microsoft.com/office/word/2010/wordprocessingGroup" xmlns:wpi="http://schemas.microsoft.com/office/word/2010/wordprocessingInk" xmlns:wne="http://schemas.microsoft.com/office/word/2006/wordml" xmlns:wps="http://schemas.microsoft.com/office/word/2010/wordprocessingShape" mc:Ignorable="w14 w15 w16se w16cid w16 w16cex w16sdtdh w16sdtfl w16du wp14">
+<w:ftr xmlns:wpc="http://schemas.microsoft.com/office/word/2010/wordprocessingCanvas" xmlns:cx="http://schemas.microsoft.com/office/drawing/2014/chartex" xmlns:cx1="http://schemas.microsoft.com/office/drawing/2015/9/8/chartex" xmlns:cx2="http://schemas.microsoft.com/office/drawing/2015/10/21/chartex" xmlns:cx3="http://schemas.microsoft.com/office/drawing/2016/5/9/chartex" xmlns:cx4="http://schemas.microsoft.com/office/drawing/2016/5/10/chartex" xmlns:cx5="http://schemas.microsoft.com/office/drawing/2016/5/11/chartex" xmlns:cx6="http://schemas.microsoft.com/office/drawing/2016/5/12/chartex" xmlns:cx7="http://schemas.microsoft.com/office/drawing/2016/5/13/chartex" xmlns:cx8="http://schemas.microsoft.com/office/drawing/2016/5/14/chartex" xmlns:mc="http://schemas.openxmlformats.org/markup-compatibility/2006" xmlns:aink="http://schemas.microsoft.com/office/drawing/2016/ink" xmlns:am3d="http://schemas.microsoft.com/office/drawing/2017/model3d" xmlns:o="urn:schemas-microsoft-com:office:office" xmlns:r="http://schemas.openxmlformats.org/officeDocument/2006/relationships" xmlns:m="http://schemas.openxmlformats.org/officeDocument/2006/math" xmlns:v="urn:schemas-microsoft-com:vml" xmlns:wp14="http://schemas.microsoft.com/office/word/2010/wordprocessingDrawing" xmlns:wp="http://schemas.openxmlformats.org/drawingml/2006/wordprocessingDrawing" xmlns:w10="urn:schemas-microsoft-com:office:word" xmlns:w="http://schemas.openxmlformats.org/wordprocessingml/2006/main" xmlns:w14="http://schemas.microsoft.com/office/word/2010/wordml" xmlns:w15="http://schemas.microsoft.com/office/word/2012/wordml" xmlns:w16cid="http://schemas.microsoft.com/office/word/2016/wordml/cid" xmlns:w16se="http://schemas.microsoft.com/office/word/2015/wordml/symex" xmlns:wpg="http://schemas.microsoft.com/office/word/2010/wordprocessingGroup" xmlns:wpi="http://schemas.microsoft.com/office/word/2010/wordprocessingInk" xmlns:wne="http://schemas.microsoft.com/office/word/2006/wordml" xmlns:wps="http://schemas.microsoft.com/office/word/2010/wordprocessingShape" mc:Ignorable="w14 w15 w16se w16cid wp14">
   <w:p>
     <w:pPr>
       <w:pStyle w:val="Footer"/>
@@ -1307,7 +1315,7 @@
 </file>
 
 <file path=word/footnotes.xml><?xml version="1.0" encoding="utf-8"?>
-<w:footnotes xmlns:wpc="http://schemas.microsoft.com/office/word/2010/wordprocessingCanvas" xmlns:cx="http://schemas.microsoft.com/office/drawing/2014/chartex" xmlns:cx1="http://schemas.microsoft.com/office/drawing/2015/9/8/chartex" xmlns:cx2="http://schemas.microsoft.com/office/drawing/2015/10/21/chartex" xmlns:cx3="http://schemas.microsoft.com/office/drawing/2016/5/9/chartex" xmlns:cx4="http://schemas.microsoft.com/office/drawing/2016/5/10/chartex" xmlns:cx5="http://schemas.microsoft.com/office/drawing/2016/5/11/chartex" xmlns:cx6="http://schemas.microsoft.com/office/drawing/2016/5/12/chartex" xmlns:cx7="http://schemas.microsoft.com/office/drawing/2016/5/13/chartex" xmlns:cx8="http://schemas.microsoft.com/office/drawing/2016/5/14/chartex" xmlns:mc="http://schemas.openxmlformats.org/markup-compatibility/2006" xmlns:aink="http://schemas.microsoft.com/office/drawing/2016/ink" xmlns:am3d="http://schemas.microsoft.com/office/drawing/2017/model3d" xmlns:o="urn:schemas-microsoft-com:office:office" xmlns:oel="http://schemas.microsoft.com/office/2019/extlst" xmlns:r="http://schemas.openxmlformats.org/officeDocument/2006/relationships" xmlns:m="http://schemas.openxmlformats.org/officeDocument/2006/math" xmlns:v="urn:schemas-microsoft-com:vml" xmlns:wp14="http://schemas.microsoft.com/office/word/2010/wordprocessingDrawing" xmlns:wp="http://schemas.openxmlformats.org/drawingml/2006/wordprocessingDrawing" xmlns:w10="urn:schemas-microsoft-com:office:word" xmlns:w="http://schemas.openxmlformats.org/wordprocessingml/2006/main" xmlns:w14="http://schemas.microsoft.com/office/word/2010/wordml" xmlns:w15="http://schemas.microsoft.com/office/word/2012/wordml" xmlns:w16cex="http://schemas.microsoft.com/office/word/2018/wordml/cex" xmlns:w16cid="http://schemas.microsoft.com/office/word/2016/wordml/cid" xmlns:w16="http://schemas.microsoft.com/office/word/2018/wordml" xmlns:w16du="http://schemas.microsoft.com/office/word/2023/wordml/word16du" xmlns:w16sdtdh="http://schemas.microsoft.com/office/word/2020/wordml/sdtdatahash" xmlns:w16sdtfl="http://schemas.microsoft.com/office/word/2024/wordml/sdtformatlock" xmlns:w16se="http://schemas.microsoft.com/office/word/2015/wordml/symex" xmlns:wpg="http://schemas.microsoft.com/office/word/2010/wordprocessingGroup" xmlns:wpi="http://schemas.microsoft.com/office/word/2010/wordprocessingInk" xmlns:wne="http://schemas.microsoft.com/office/word/2006/wordml" xmlns:wps="http://schemas.microsoft.com/office/word/2010/wordprocessingShape" mc:Ignorable="w14 w15 w16se w16cid w16 w16cex w16sdtdh w16sdtfl w16du wp14">
+<w:footnotes xmlns:wpc="http://schemas.microsoft.com/office/word/2010/wordprocessingCanvas" xmlns:cx="http://schemas.microsoft.com/office/drawing/2014/chartex" xmlns:cx1="http://schemas.microsoft.com/office/drawing/2015/9/8/chartex" xmlns:cx2="http://schemas.microsoft.com/office/drawing/2015/10/21/chartex" xmlns:cx3="http://schemas.microsoft.com/office/drawing/2016/5/9/chartex" xmlns:cx4="http://schemas.microsoft.com/office/drawing/2016/5/10/chartex" xmlns:cx5="http://schemas.microsoft.com/office/drawing/2016/5/11/chartex" xmlns:cx6="http://schemas.microsoft.com/office/drawing/2016/5/12/chartex" xmlns:cx7="http://schemas.microsoft.com/office/drawing/2016/5/13/chartex" xmlns:cx8="http://schemas.microsoft.com/office/drawing/2016/5/14/chartex" xmlns:mc="http://schemas.openxmlformats.org/markup-compatibility/2006" xmlns:aink="http://schemas.microsoft.com/office/drawing/2016/ink" xmlns:am3d="http://schemas.microsoft.com/office/drawing/2017/model3d" xmlns:o="urn:schemas-microsoft-com:office:office" xmlns:r="http://schemas.openxmlformats.org/officeDocument/2006/relationships" xmlns:m="http://schemas.openxmlformats.org/officeDocument/2006/math" xmlns:v="urn:schemas-microsoft-com:vml" xmlns:wp14="http://schemas.microsoft.com/office/word/2010/wordprocessingDrawing" xmlns:wp="http://schemas.openxmlformats.org/drawingml/2006/wordprocessingDrawing" xmlns:w10="urn:schemas-microsoft-com:office:word" xmlns:w="http://schemas.openxmlformats.org/wordprocessingml/2006/main" xmlns:w14="http://schemas.microsoft.com/office/word/2010/wordml" xmlns:w15="http://schemas.microsoft.com/office/word/2012/wordml" xmlns:w16cid="http://schemas.microsoft.com/office/word/2016/wordml/cid" xmlns:w16se="http://schemas.microsoft.com/office/word/2015/wordml/symex" xmlns:wpg="http://schemas.microsoft.com/office/word/2010/wordprocessingGroup" xmlns:wpi="http://schemas.microsoft.com/office/word/2010/wordprocessingInk" xmlns:wne="http://schemas.microsoft.com/office/word/2006/wordml" xmlns:wps="http://schemas.microsoft.com/office/word/2010/wordprocessingShape" mc:Ignorable="w14 w15 w16se w16cid wp14">
   <w:footnote w:type="separator" w:id="-1">
     <w:p>
       <w:pPr>
@@ -1332,7 +1340,7 @@
 </file>
 
 <file path=word/header1.xml><?xml version="1.0" encoding="utf-8"?>
-<w:hdr xmlns:wpc="http://schemas.microsoft.com/office/word/2010/wordprocessingCanvas" xmlns:cx="http://schemas.microsoft.com/office/drawing/2014/chartex" xmlns:cx1="http://schemas.microsoft.com/office/drawing/2015/9/8/chartex" xmlns:cx2="http://schemas.microsoft.com/office/drawing/2015/10/21/chartex" xmlns:cx3="http://schemas.microsoft.com/office/drawing/2016/5/9/chartex" xmlns:cx4="http://schemas.microsoft.com/office/drawing/2016/5/10/chartex" xmlns:cx5="http://schemas.microsoft.com/office/drawing/2016/5/11/chartex" xmlns:cx6="http://schemas.microsoft.com/office/drawing/2016/5/12/chartex" xmlns:cx7="http://schemas.microsoft.com/office/drawing/2016/5/13/chartex" xmlns:cx8="http://schemas.microsoft.com/office/drawing/2016/5/14/chartex" xmlns:mc="http://schemas.openxmlformats.org/markup-compatibility/2006" xmlns:aink="http://schemas.microsoft.com/office/drawing/2016/ink" xmlns:am3d="http://schemas.microsoft.com/office/drawing/2017/model3d" xmlns:o="urn:schemas-microsoft-com:office:office" xmlns:oel="http://schemas.microsoft.com/office/2019/extlst" xmlns:r="http://schemas.openxmlformats.org/officeDocument/2006/relationships" xmlns:m="http://schemas.openxmlformats.org/officeDocument/2006/math" xmlns:v="urn:schemas-microsoft-com:vml" xmlns:wp14="http://schemas.microsoft.com/office/word/2010/wordprocessingDrawing" xmlns:wp="http://schemas.openxmlformats.org/drawingml/2006/wordprocessingDrawing" xmlns:w10="urn:schemas-microsoft-com:office:word" xmlns:w="http://schemas.openxmlformats.org/wordprocessingml/2006/main" xmlns:w14="http://schemas.microsoft.com/office/word/2010/wordml" xmlns:w15="http://schemas.microsoft.com/office/word/2012/wordml" xmlns:w16cex="http://schemas.microsoft.com/office/word/2018/wordml/cex" xmlns:w16cid="http://schemas.microsoft.com/office/word/2016/wordml/cid" xmlns:w16="http://schemas.microsoft.com/office/word/2018/wordml" xmlns:w16du="http://schemas.microsoft.com/office/word/2023/wordml/word16du" xmlns:w16sdtdh="http://schemas.microsoft.com/office/word/2020/wordml/sdtdatahash" xmlns:w16sdtfl="http://schemas.microsoft.com/office/word/2024/wordml/sdtformatlock" xmlns:w16se="http://schemas.microsoft.com/office/word/2015/wordml/symex" xmlns:wpg="http://schemas.microsoft.com/office/word/2010/wordprocessingGroup" xmlns:wpi="http://schemas.microsoft.com/office/word/2010/wordprocessingInk" xmlns:wne="http://schemas.microsoft.com/office/word/2006/wordml" xmlns:wps="http://schemas.microsoft.com/office/word/2010/wordprocessingShape" mc:Ignorable="w14 w15 w16se w16cid w16 w16cex w16sdtdh w16sdtfl w16du wp14">
+<w:hdr xmlns:wpc="http://schemas.microsoft.com/office/word/2010/wordprocessingCanvas" xmlns:cx="http://schemas.microsoft.com/office/drawing/2014/chartex" xmlns:cx1="http://schemas.microsoft.com/office/drawing/2015/9/8/chartex" xmlns:cx2="http://schemas.microsoft.com/office/drawing/2015/10/21/chartex" xmlns:cx3="http://schemas.microsoft.com/office/drawing/2016/5/9/chartex" xmlns:cx4="http://schemas.microsoft.com/office/drawing/2016/5/10/chartex" xmlns:cx5="http://schemas.microsoft.com/office/drawing/2016/5/11/chartex" xmlns:cx6="http://schemas.microsoft.com/office/drawing/2016/5/12/chartex" xmlns:cx7="http://schemas.microsoft.com/office/drawing/2016/5/13/chartex" xmlns:cx8="http://schemas.microsoft.com/office/drawing/2016/5/14/chartex" xmlns:mc="http://schemas.openxmlformats.org/markup-compatibility/2006" xmlns:aink="http://schemas.microsoft.com/office/drawing/2016/ink" xmlns:am3d="http://schemas.microsoft.com/office/drawing/2017/model3d" xmlns:o="urn:schemas-microsoft-com:office:office" xmlns:r="http://schemas.openxmlformats.org/officeDocument/2006/relationships" xmlns:m="http://schemas.openxmlformats.org/officeDocument/2006/math" xmlns:v="urn:schemas-microsoft-com:vml" xmlns:wp14="http://schemas.microsoft.com/office/word/2010/wordprocessingDrawing" xmlns:wp="http://schemas.openxmlformats.org/drawingml/2006/wordprocessingDrawing" xmlns:w10="urn:schemas-microsoft-com:office:word" xmlns:w="http://schemas.openxmlformats.org/wordprocessingml/2006/main" xmlns:w14="http://schemas.microsoft.com/office/word/2010/wordml" xmlns:w15="http://schemas.microsoft.com/office/word/2012/wordml" xmlns:w16cid="http://schemas.microsoft.com/office/word/2016/wordml/cid" xmlns:w16se="http://schemas.microsoft.com/office/word/2015/wordml/symex" xmlns:wpg="http://schemas.microsoft.com/office/word/2010/wordprocessingGroup" xmlns:wpi="http://schemas.microsoft.com/office/word/2010/wordprocessingInk" xmlns:wne="http://schemas.microsoft.com/office/word/2006/wordml" xmlns:wps="http://schemas.microsoft.com/office/word/2010/wordprocessingShape" mc:Ignorable="w14 w15 w16se w16cid wp14">
   <w:p>
     <w:pPr>
       <w:pStyle w:val="Header"/>
@@ -1342,7 +1350,7 @@
 </file>
 
 <file path=word/header2.xml><?xml version="1.0" encoding="utf-8"?>
-<w:hdr xmlns:wpc="http://schemas.microsoft.com/office/word/2010/wordprocessingCanvas" xmlns:cx="http://schemas.microsoft.com/office/drawing/2014/chartex" xmlns:cx1="http://schemas.microsoft.com/office/drawing/2015/9/8/chartex" xmlns:cx2="http://schemas.microsoft.com/office/drawing/2015/10/21/chartex" xmlns:cx3="http://schemas.microsoft.com/office/drawing/2016/5/9/chartex" xmlns:cx4="http://schemas.microsoft.com/office/drawing/2016/5/10/chartex" xmlns:cx5="http://schemas.microsoft.com/office/drawing/2016/5/11/chartex" xmlns:cx6="http://schemas.microsoft.com/office/drawing/2016/5/12/chartex" xmlns:cx7="http://schemas.microsoft.com/office/drawing/2016/5/13/chartex" xmlns:cx8="http://schemas.microsoft.com/office/drawing/2016/5/14/chartex" xmlns:mc="http://schemas.openxmlformats.org/markup-compatibility/2006" xmlns:aink="http://schemas.microsoft.com/office/drawing/2016/ink" xmlns:am3d="http://schemas.microsoft.com/office/drawing/2017/model3d" xmlns:o="urn:schemas-microsoft-com:office:office" xmlns:oel="http://schemas.microsoft.com/office/2019/extlst" xmlns:r="http://schemas.openxmlformats.org/officeDocument/2006/relationships" xmlns:m="http://schemas.openxmlformats.org/officeDocument/2006/math" xmlns:v="urn:schemas-microsoft-com:vml" xmlns:wp14="http://schemas.microsoft.com/office/word/2010/wordprocessingDrawing" xmlns:wp="http://schemas.openxmlformats.org/drawingml/2006/wordprocessingDrawing" xmlns:w10="urn:schemas-microsoft-com:office:word" xmlns:w="http://schemas.openxmlformats.org/wordprocessingml/2006/main" xmlns:w14="http://schemas.microsoft.com/office/word/2010/wordml" xmlns:w15="http://schemas.microsoft.com/office/word/2012/wordml" xmlns:w16cex="http://schemas.microsoft.com/office/word/2018/wordml/cex" xmlns:w16cid="http://schemas.microsoft.com/office/word/2016/wordml/cid" xmlns:w16="http://schemas.microsoft.com/office/word/2018/wordml" xmlns:w16du="http://schemas.microsoft.com/office/word/2023/wordml/word16du" xmlns:w16sdtdh="http://schemas.microsoft.com/office/word/2020/wordml/sdtdatahash" xmlns:w16sdtfl="http://schemas.microsoft.com/office/word/2024/wordml/sdtformatlock" xmlns:w16se="http://schemas.microsoft.com/office/word/2015/wordml/symex" xmlns:wpg="http://schemas.microsoft.com/office/word/2010/wordprocessingGroup" xmlns:wpi="http://schemas.microsoft.com/office/word/2010/wordprocessingInk" xmlns:wne="http://schemas.microsoft.com/office/word/2006/wordml" xmlns:wps="http://schemas.microsoft.com/office/word/2010/wordprocessingShape" mc:Ignorable="w14 w15 w16se w16cid w16 w16cex w16sdtdh w16sdtfl w16du wp14">
+<w:hdr xmlns:wpc="http://schemas.microsoft.com/office/word/2010/wordprocessingCanvas" xmlns:cx="http://schemas.microsoft.com/office/drawing/2014/chartex" xmlns:cx1="http://schemas.microsoft.com/office/drawing/2015/9/8/chartex" xmlns:cx2="http://schemas.microsoft.com/office/drawing/2015/10/21/chartex" xmlns:cx3="http://schemas.microsoft.com/office/drawing/2016/5/9/chartex" xmlns:cx4="http://schemas.microsoft.com/office/drawing/2016/5/10/chartex" xmlns:cx5="http://schemas.microsoft.com/office/drawing/2016/5/11/chartex" xmlns:cx6="http://schemas.microsoft.com/office/drawing/2016/5/12/chartex" xmlns:cx7="http://schemas.microsoft.com/office/drawing/2016/5/13/chartex" xmlns:cx8="http://schemas.microsoft.com/office/drawing/2016/5/14/chartex" xmlns:mc="http://schemas.openxmlformats.org/markup-compatibility/2006" xmlns:aink="http://schemas.microsoft.com/office/drawing/2016/ink" xmlns:am3d="http://schemas.microsoft.com/office/drawing/2017/model3d" xmlns:o="urn:schemas-microsoft-com:office:office" xmlns:r="http://schemas.openxmlformats.org/officeDocument/2006/relationships" xmlns:m="http://schemas.openxmlformats.org/officeDocument/2006/math" xmlns:v="urn:schemas-microsoft-com:vml" xmlns:wp14="http://schemas.microsoft.com/office/word/2010/wordprocessingDrawing" xmlns:wp="http://schemas.openxmlformats.org/drawingml/2006/wordprocessingDrawing" xmlns:w10="urn:schemas-microsoft-com:office:word" xmlns:w="http://schemas.openxmlformats.org/wordprocessingml/2006/main" xmlns:w14="http://schemas.microsoft.com/office/word/2010/wordml" xmlns:w15="http://schemas.microsoft.com/office/word/2012/wordml" xmlns:w16cid="http://schemas.microsoft.com/office/word/2016/wordml/cid" xmlns:w16se="http://schemas.microsoft.com/office/word/2015/wordml/symex" xmlns:wpg="http://schemas.microsoft.com/office/word/2010/wordprocessingGroup" xmlns:wpi="http://schemas.microsoft.com/office/word/2010/wordprocessingInk" xmlns:wne="http://schemas.microsoft.com/office/word/2006/wordml" xmlns:wps="http://schemas.microsoft.com/office/word/2010/wordprocessingShape" mc:Ignorable="w14 w15 w16se w16cid wp14">
   <w:p>
     <w:pPr>
       <w:pStyle w:val="Header"/>
@@ -1352,7 +1360,7 @@
 </file>
 
 <file path=word/header3.xml><?xml version="1.0" encoding="utf-8"?>
-<w:hdr xmlns:wpc="http://schemas.microsoft.com/office/word/2010/wordprocessingCanvas" xmlns:cx="http://schemas.microsoft.com/office/drawing/2014/chartex" xmlns:cx1="http://schemas.microsoft.com/office/drawing/2015/9/8/chartex" xmlns:cx2="http://schemas.microsoft.com/office/drawing/2015/10/21/chartex" xmlns:cx3="http://schemas.microsoft.com/office/drawing/2016/5/9/chartex" xmlns:cx4="http://schemas.microsoft.com/office/drawing/2016/5/10/chartex" xmlns:cx5="http://schemas.microsoft.com/office/drawing/2016/5/11/chartex" xmlns:cx6="http://schemas.microsoft.com/office/drawing/2016/5/12/chartex" xmlns:cx7="http://schemas.microsoft.com/office/drawing/2016/5/13/chartex" xmlns:cx8="http://schemas.microsoft.com/office/drawing/2016/5/14/chartex" xmlns:mc="http://schemas.openxmlformats.org/markup-compatibility/2006" xmlns:aink="http://schemas.microsoft.com/office/drawing/2016/ink" xmlns:am3d="http://schemas.microsoft.com/office/drawing/2017/model3d" xmlns:o="urn:schemas-microsoft-com:office:office" xmlns:oel="http://schemas.microsoft.com/office/2019/extlst" xmlns:r="http://schemas.openxmlformats.org/officeDocument/2006/relationships" xmlns:m="http://schemas.openxmlformats.org/officeDocument/2006/math" xmlns:v="urn:schemas-microsoft-com:vml" xmlns:wp14="http://schemas.microsoft.com/office/word/2010/wordprocessingDrawing" xmlns:wp="http://schemas.openxmlformats.org/drawingml/2006/wordprocessingDrawing" xmlns:w10="urn:schemas-microsoft-com:office:word" xmlns:w="http://schemas.openxmlformats.org/wordprocessingml/2006/main" xmlns:w14="http://schemas.microsoft.com/office/word/2010/wordml" xmlns:w15="http://schemas.microsoft.com/office/word/2012/wordml" xmlns:w16cex="http://schemas.microsoft.com/office/word/2018/wordml/cex" xmlns:w16cid="http://schemas.microsoft.com/office/word/2016/wordml/cid" xmlns:w16="http://schemas.microsoft.com/office/word/2018/wordml" xmlns:w16du="http://schemas.microsoft.com/office/word/2023/wordml/word16du" xmlns:w16sdtdh="http://schemas.microsoft.com/office/word/2020/wordml/sdtdatahash" xmlns:w16sdtfl="http://schemas.microsoft.com/office/word/2024/wordml/sdtformatlock" xmlns:w16se="http://schemas.microsoft.com/office/word/2015/wordml/symex" xmlns:wpg="http://schemas.microsoft.com/office/word/2010/wordprocessingGroup" xmlns:wpi="http://schemas.microsoft.com/office/word/2010/wordprocessingInk" xmlns:wne="http://schemas.microsoft.com/office/word/2006/wordml" xmlns:wps="http://schemas.microsoft.com/office/word/2010/wordprocessingShape" mc:Ignorable="w14 w15 w16se w16cid w16 w16cex w16sdtdh w16sdtfl w16du wp14">
+<w:hdr xmlns:wpc="http://schemas.microsoft.com/office/word/2010/wordprocessingCanvas" xmlns:cx="http://schemas.microsoft.com/office/drawing/2014/chartex" xmlns:cx1="http://schemas.microsoft.com/office/drawing/2015/9/8/chartex" xmlns:cx2="http://schemas.microsoft.com/office/drawing/2015/10/21/chartex" xmlns:cx3="http://schemas.microsoft.com/office/drawing/2016/5/9/chartex" xmlns:cx4="http://schemas.microsoft.com/office/drawing/2016/5/10/chartex" xmlns:cx5="http://schemas.microsoft.com/office/drawing/2016/5/11/chartex" xmlns:cx6="http://schemas.microsoft.com/office/drawing/2016/5/12/chartex" xmlns:cx7="http://schemas.microsoft.com/office/drawing/2016/5/13/chartex" xmlns:cx8="http://schemas.microsoft.com/office/drawing/2016/5/14/chartex" xmlns:mc="http://schemas.openxmlformats.org/markup-compatibility/2006" xmlns:aink="http://schemas.microsoft.com/office/drawing/2016/ink" xmlns:am3d="http://schemas.microsoft.com/office/drawing/2017/model3d" xmlns:o="urn:schemas-microsoft-com:office:office" xmlns:r="http://schemas.openxmlformats.org/officeDocument/2006/relationships" xmlns:m="http://schemas.openxmlformats.org/officeDocument/2006/math" xmlns:v="urn:schemas-microsoft-com:vml" xmlns:wp14="http://schemas.microsoft.com/office/word/2010/wordprocessingDrawing" xmlns:wp="http://schemas.openxmlformats.org/drawingml/2006/wordprocessingDrawing" xmlns:w10="urn:schemas-microsoft-com:office:word" xmlns:w="http://schemas.openxmlformats.org/wordprocessingml/2006/main" xmlns:w14="http://schemas.microsoft.com/office/word/2010/wordml" xmlns:w15="http://schemas.microsoft.com/office/word/2012/wordml" xmlns:w16cid="http://schemas.microsoft.com/office/word/2016/wordml/cid" xmlns:w16se="http://schemas.microsoft.com/office/word/2015/wordml/symex" xmlns:wpg="http://schemas.microsoft.com/office/word/2010/wordprocessingGroup" xmlns:wpi="http://schemas.microsoft.com/office/word/2010/wordprocessingInk" xmlns:wne="http://schemas.microsoft.com/office/word/2006/wordml" xmlns:wps="http://schemas.microsoft.com/office/word/2010/wordprocessingShape" mc:Ignorable="w14 w15 w16se w16cid wp14">
   <w:p>
     <w:pPr>
       <w:pStyle w:val="Header"/>
@@ -1362,7 +1370,7 @@
 </file>
 
 <file path=word/numbering.xml><?xml version="1.0" encoding="utf-8"?>
-<w:numbering xmlns:wpc="http://schemas.microsoft.com/office/word/2010/wordprocessingCanvas" xmlns:cx="http://schemas.microsoft.com/office/drawing/2014/chartex" xmlns:cx1="http://schemas.microsoft.com/office/drawing/2015/9/8/chartex" xmlns:cx2="http://schemas.microsoft.com/office/drawing/2015/10/21/chartex" xmlns:cx3="http://schemas.microsoft.com/office/drawing/2016/5/9/chartex" xmlns:cx4="http://schemas.microsoft.com/office/drawing/2016/5/10/chartex" xmlns:cx5="http://schemas.microsoft.com/office/drawing/2016/5/11/chartex" xmlns:cx6="http://schemas.microsoft.com/office/drawing/2016/5/12/chartex" xmlns:cx7="http://schemas.microsoft.com/office/drawing/2016/5/13/chartex" xmlns:cx8="http://schemas.microsoft.com/office/drawing/2016/5/14/chartex" xmlns:mc="http://schemas.openxmlformats.org/markup-compatibility/2006" xmlns:aink="http://schemas.microsoft.com/office/drawing/2016/ink" xmlns:am3d="http://schemas.microsoft.com/office/drawing/2017/model3d" xmlns:o="urn:schemas-microsoft-com:office:office" xmlns:oel="http://schemas.microsoft.com/office/2019/extlst" xmlns:r="http://schemas.openxmlformats.org/officeDocument/2006/relationships" xmlns:m="http://schemas.openxmlformats.org/officeDocument/2006/math" xmlns:v="urn:schemas-microsoft-com:vml" xmlns:wp14="http://schemas.microsoft.com/office/word/2010/wordprocessingDrawing" xmlns:wp="http://schemas.openxmlformats.org/drawingml/2006/wordprocessingDrawing" xmlns:w10="urn:schemas-microsoft-com:office:word" xmlns:w="http://schemas.openxmlformats.org/wordprocessingml/2006/main" xmlns:w14="http://schemas.microsoft.com/office/word/2010/wordml" xmlns:w15="http://schemas.microsoft.com/office/word/2012/wordml" xmlns:w16cex="http://schemas.microsoft.com/office/word/2018/wordml/cex" xmlns:w16cid="http://schemas.microsoft.com/office/word/2016/wordml/cid" xmlns:w16="http://schemas.microsoft.com/office/word/2018/wordml" xmlns:w16du="http://schemas.microsoft.com/office/word/2023/wordml/word16du" xmlns:w16sdtdh="http://schemas.microsoft.com/office/word/2020/wordml/sdtdatahash" xmlns:w16sdtfl="http://schemas.microsoft.com/office/word/2024/wordml/sdtformatlock" xmlns:w16se="http://schemas.microsoft.com/office/word/2015/wordml/symex" xmlns:wpg="http://schemas.microsoft.com/office/word/2010/wordprocessingGroup" xmlns:wpi="http://schemas.microsoft.com/office/word/2010/wordprocessingInk" xmlns:wne="http://schemas.microsoft.com/office/word/2006/wordml" xmlns:wps="http://schemas.microsoft.com/office/word/2010/wordprocessingShape" mc:Ignorable="w14 w15 w16se w16cid w16 w16cex w16sdtdh w16sdtfl w16du wp14">
+<w:numbering xmlns:wpc="http://schemas.microsoft.com/office/word/2010/wordprocessingCanvas" xmlns:cx="http://schemas.microsoft.com/office/drawing/2014/chartex" xmlns:cx1="http://schemas.microsoft.com/office/drawing/2015/9/8/chartex" xmlns:cx2="http://schemas.microsoft.com/office/drawing/2015/10/21/chartex" xmlns:cx3="http://schemas.microsoft.com/office/drawing/2016/5/9/chartex" xmlns:cx4="http://schemas.microsoft.com/office/drawing/2016/5/10/chartex" xmlns:cx5="http://schemas.microsoft.com/office/drawing/2016/5/11/chartex" xmlns:cx6="http://schemas.microsoft.com/office/drawing/2016/5/12/chartex" xmlns:cx7="http://schemas.microsoft.com/office/drawing/2016/5/13/chartex" xmlns:cx8="http://schemas.microsoft.com/office/drawing/2016/5/14/chartex" xmlns:mc="http://schemas.openxmlformats.org/markup-compatibility/2006" xmlns:aink="http://schemas.microsoft.com/office/drawing/2016/ink" xmlns:am3d="http://schemas.microsoft.com/office/drawing/2017/model3d" xmlns:o="urn:schemas-microsoft-com:office:office" xmlns:r="http://schemas.openxmlformats.org/officeDocument/2006/relationships" xmlns:m="http://schemas.openxmlformats.org/officeDocument/2006/math" xmlns:v="urn:schemas-microsoft-com:vml" xmlns:wp14="http://schemas.microsoft.com/office/word/2010/wordprocessingDrawing" xmlns:wp="http://schemas.openxmlformats.org/drawingml/2006/wordprocessingDrawing" xmlns:w10="urn:schemas-microsoft-com:office:word" xmlns:w="http://schemas.openxmlformats.org/wordprocessingml/2006/main" xmlns:w14="http://schemas.microsoft.com/office/word/2010/wordml" xmlns:w15="http://schemas.microsoft.com/office/word/2012/wordml" xmlns:w16cid="http://schemas.microsoft.com/office/word/2016/wordml/cid" xmlns:w16se="http://schemas.microsoft.com/office/word/2015/wordml/symex" xmlns:wpg="http://schemas.microsoft.com/office/word/2010/wordprocessingGroup" xmlns:wpi="http://schemas.microsoft.com/office/word/2010/wordprocessingInk" xmlns:wne="http://schemas.microsoft.com/office/word/2006/wordml" xmlns:wps="http://schemas.microsoft.com/office/word/2010/wordprocessingShape" mc:Ignorable="w14 w15 w16se w16cid wp14">
   <w:abstractNum w:abstractNumId="0" w15:restartNumberingAfterBreak="0">
     <w:nsid w:val="02B05191"/>
     <w:multiLevelType w:val="hybridMultilevel"/>
@@ -2917,53 +2925,53 @@
       </w:rPr>
     </w:lvl>
   </w:abstractNum>
-  <w:num w:numId="1" w16cid:durableId="1206410052">
+  <w:num w:numId="1">
     <w:abstractNumId w:val="0"/>
   </w:num>
-  <w:num w:numId="2" w16cid:durableId="1245190031">
+  <w:num w:numId="2">
     <w:abstractNumId w:val="5"/>
   </w:num>
-  <w:num w:numId="3" w16cid:durableId="1250771096">
+  <w:num w:numId="3">
     <w:abstractNumId w:val="1"/>
   </w:num>
-  <w:num w:numId="4" w16cid:durableId="1008023329">
+  <w:num w:numId="4">
     <w:abstractNumId w:val="13"/>
   </w:num>
-  <w:num w:numId="5" w16cid:durableId="1529176315">
+  <w:num w:numId="5">
     <w:abstractNumId w:val="11"/>
   </w:num>
-  <w:num w:numId="6" w16cid:durableId="1937857785">
+  <w:num w:numId="6">
     <w:abstractNumId w:val="6"/>
   </w:num>
-  <w:num w:numId="7" w16cid:durableId="615139272">
+  <w:num w:numId="7">
     <w:abstractNumId w:val="4"/>
   </w:num>
-  <w:num w:numId="8" w16cid:durableId="1636183097">
+  <w:num w:numId="8">
     <w:abstractNumId w:val="3"/>
   </w:num>
-  <w:num w:numId="9" w16cid:durableId="1667517622">
+  <w:num w:numId="9">
     <w:abstractNumId w:val="2"/>
   </w:num>
-  <w:num w:numId="10" w16cid:durableId="1817530017">
+  <w:num w:numId="10">
     <w:abstractNumId w:val="8"/>
   </w:num>
-  <w:num w:numId="11" w16cid:durableId="736899790">
+  <w:num w:numId="11">
     <w:abstractNumId w:val="7"/>
   </w:num>
-  <w:num w:numId="12" w16cid:durableId="557209488">
+  <w:num w:numId="12">
     <w:abstractNumId w:val="9"/>
   </w:num>
-  <w:num w:numId="13" w16cid:durableId="1099567719">
+  <w:num w:numId="13">
     <w:abstractNumId w:val="10"/>
   </w:num>
-  <w:num w:numId="14" w16cid:durableId="980884477">
+  <w:num w:numId="14">
     <w:abstractNumId w:val="12"/>
   </w:num>
 </w:numbering>
 </file>
 
 <file path=word/styles.xml><?xml version="1.0" encoding="utf-8"?>
-<w:styles xmlns:mc="http://schemas.openxmlformats.org/markup-compatibility/2006" xmlns:r="http://schemas.openxmlformats.org/officeDocument/2006/relationships" xmlns:w="http://schemas.openxmlformats.org/wordprocessingml/2006/main" xmlns:w14="http://schemas.microsoft.com/office/word/2010/wordml" xmlns:w15="http://schemas.microsoft.com/office/word/2012/wordml" xmlns:w16cex="http://schemas.microsoft.com/office/word/2018/wordml/cex" xmlns:w16cid="http://schemas.microsoft.com/office/word/2016/wordml/cid" xmlns:w16="http://schemas.microsoft.com/office/word/2018/wordml" xmlns:w16du="http://schemas.microsoft.com/office/word/2023/wordml/word16du" xmlns:w16sdtdh="http://schemas.microsoft.com/office/word/2020/wordml/sdtdatahash" xmlns:w16sdtfl="http://schemas.microsoft.com/office/word/2024/wordml/sdtformatlock" xmlns:w16se="http://schemas.microsoft.com/office/word/2015/wordml/symex" mc:Ignorable="w14 w15 w16se w16cid w16 w16cex w16sdtdh w16sdtfl w16du">
+<w:styles xmlns:mc="http://schemas.openxmlformats.org/markup-compatibility/2006" xmlns:r="http://schemas.openxmlformats.org/officeDocument/2006/relationships" xmlns:w="http://schemas.openxmlformats.org/wordprocessingml/2006/main" xmlns:w14="http://schemas.microsoft.com/office/word/2010/wordml" xmlns:w15="http://schemas.microsoft.com/office/word/2012/wordml" xmlns:w16cid="http://schemas.microsoft.com/office/word/2016/wordml/cid" xmlns:w16se="http://schemas.microsoft.com/office/word/2015/wordml/symex" mc:Ignorable="w14 w15 w16se w16cid">
   <w:docDefaults>
     <w:rPrDefault>
       <w:rPr>
@@ -2977,7 +2985,7 @@
     </w:rPrDefault>
     <w:pPrDefault/>
   </w:docDefaults>
-  <w:latentStyles w:defLockedState="0" w:defUIPriority="99" w:defSemiHidden="0" w:defUnhideWhenUsed="0" w:defQFormat="0" w:count="376">
+  <w:latentStyles w:defLockedState="0" w:defUIPriority="99" w:defSemiHidden="0" w:defUnhideWhenUsed="0" w:defQFormat="0" w:count="375">
     <w:lsdException w:name="Normal" w:uiPriority="0" w:qFormat="1"/>
     <w:lsdException w:name="heading 1" w:uiPriority="9" w:qFormat="1"/>
     <w:lsdException w:name="heading 2" w:semiHidden="1" w:uiPriority="9" w:unhideWhenUsed="1" w:qFormat="1"/>
@@ -3353,7 +3361,6 @@
     <w:lsdException w:name="Smart Hyperlink" w:semiHidden="1" w:unhideWhenUsed="1"/>
     <w:lsdException w:name="Hashtag" w:semiHidden="1" w:unhideWhenUsed="1"/>
     <w:lsdException w:name="Unresolved Mention" w:semiHidden="1" w:unhideWhenUsed="1"/>
-    <w:lsdException w:name="Smart Link" w:semiHidden="1" w:unhideWhenUsed="1"/>
   </w:latentStyles>
   <w:style w:type="paragraph" w:default="1" w:styleId="Normal">
     <w:name w:val="Normal"/>
